--- a/DTIPEJÄ.261/Harjoitus1.docx
+++ b/DTIPEJÄ.261/Harjoitus1.docx
@@ -66,14 +66,26 @@
       </w:r>
       <w:r>
         <w:rPr/>
+        <w:t>” ajattelinkin että ei kovin mahdollista kun Win11 ei toimi näin pienellä muistilla joten annoin kokeilun jälkeen suoraan 8gt</w:t>
+      </w:r>
+    </w:p>
+    <w:p>
+      <w:pPr>
+        <w:pStyle w:val="Normal"/>
+        <w:bidi w:val="0"/>
+        <w:jc w:val="start"/>
+        <w:rPr/>
+      </w:pPr>
+      <w:r>
+        <w:rPr/>
         <w:drawing>
           <wp:anchor behindDoc="0" distT="0" distB="0" distL="0" distR="0" simplePos="0" locked="0" layoutInCell="0" allowOverlap="1" relativeHeight="2">
             <wp:simplePos x="0" y="0"/>
             <wp:positionH relativeFrom="column">
-              <wp:posOffset>0</wp:posOffset>
+              <wp:posOffset>-57150</wp:posOffset>
             </wp:positionH>
             <wp:positionV relativeFrom="paragraph">
-              <wp:posOffset>427990</wp:posOffset>
+              <wp:posOffset>46990</wp:posOffset>
             </wp:positionV>
             <wp:extent cx="6120130" cy="5118735"/>
             <wp:effectExtent l="0" t="0" r="0" b="0"/>
@@ -113,9 +125,1372 @@
           </wp:anchor>
         </w:drawing>
       </w:r>
-      <w:r>
-        <w:rPr/>
-        <w:t>” ajattelinkin että ei kovin mahdollista kun Win11 ei toimi näin pienellä muistilla joten annoin kokeilun jälkeen suoraan 8gt</w:t>
+    </w:p>
+    <w:p>
+      <w:pPr>
+        <w:pStyle w:val="Normal"/>
+        <w:bidi w:val="0"/>
+        <w:jc w:val="start"/>
+        <w:rPr/>
+      </w:pPr>
+      <w:r>
+        <w:rPr/>
+      </w:r>
+    </w:p>
+    <w:p>
+      <w:pPr>
+        <w:pStyle w:val="Normal"/>
+        <w:bidi w:val="0"/>
+        <w:jc w:val="start"/>
+        <w:rPr/>
+      </w:pPr>
+      <w:r>
+        <w:rPr/>
+        <w:t>Seuraava ongelma tilanne on että Windows vaatii nykyään Microsoft tunnuksen. No tämän voi kiertää sillä kun sammuttaa virtuaali koneen verkkosovittimen kirjautumiskohdan ajaksi niin pääsee syöttämään käyttäjä nimen ja salasanan.</w:t>
+      </w:r>
+    </w:p>
+    <w:p>
+      <w:pPr>
+        <w:pStyle w:val="Normal"/>
+        <w:bidi w:val="0"/>
+        <w:jc w:val="start"/>
+        <w:rPr/>
+      </w:pPr>
+      <w:r>
+        <w:rPr/>
+      </w:r>
+    </w:p>
+    <w:p>
+      <w:pPr>
+        <w:pStyle w:val="Normal"/>
+        <w:bidi w:val="0"/>
+        <w:jc w:val="start"/>
+        <w:rPr/>
+      </w:pPr>
+      <w:r>
+        <w:rPr/>
+      </w:r>
+    </w:p>
+    <w:p>
+      <w:pPr>
+        <w:pStyle w:val="Normal"/>
+        <w:bidi w:val="0"/>
+        <w:jc w:val="start"/>
+        <w:rPr/>
+      </w:pPr>
+      <w:r>
+        <w:rPr/>
+      </w:r>
+    </w:p>
+    <w:p>
+      <w:pPr>
+        <w:pStyle w:val="Normal"/>
+        <w:bidi w:val="0"/>
+        <w:jc w:val="start"/>
+        <w:rPr/>
+      </w:pPr>
+      <w:r>
+        <w:rPr/>
+      </w:r>
+    </w:p>
+    <w:p>
+      <w:pPr>
+        <w:pStyle w:val="Normal"/>
+        <w:bidi w:val="0"/>
+        <w:jc w:val="start"/>
+        <w:rPr/>
+      </w:pPr>
+      <w:r>
+        <w:rPr/>
+      </w:r>
+    </w:p>
+    <w:p>
+      <w:pPr>
+        <w:pStyle w:val="Normal"/>
+        <w:bidi w:val="0"/>
+        <w:jc w:val="start"/>
+        <w:rPr/>
+      </w:pPr>
+      <w:r>
+        <w:rPr/>
+      </w:r>
+    </w:p>
+    <w:p>
+      <w:pPr>
+        <w:pStyle w:val="Normal"/>
+        <w:bidi w:val="0"/>
+        <w:jc w:val="start"/>
+        <w:rPr/>
+      </w:pPr>
+      <w:r>
+        <w:rPr/>
+      </w:r>
+    </w:p>
+    <w:p>
+      <w:pPr>
+        <w:pStyle w:val="Normal"/>
+        <w:bidi w:val="0"/>
+        <w:jc w:val="start"/>
+        <w:rPr/>
+      </w:pPr>
+      <w:r>
+        <w:rPr/>
+      </w:r>
+    </w:p>
+    <w:p>
+      <w:pPr>
+        <w:pStyle w:val="Normal"/>
+        <w:bidi w:val="0"/>
+        <w:jc w:val="start"/>
+        <w:rPr/>
+      </w:pPr>
+      <w:r>
+        <w:rPr/>
+      </w:r>
+    </w:p>
+    <w:p>
+      <w:pPr>
+        <w:pStyle w:val="Normal"/>
+        <w:bidi w:val="0"/>
+        <w:jc w:val="start"/>
+        <w:rPr/>
+      </w:pPr>
+      <w:r>
+        <w:rPr/>
+      </w:r>
+    </w:p>
+    <w:p>
+      <w:pPr>
+        <w:pStyle w:val="Normal"/>
+        <w:bidi w:val="0"/>
+        <w:jc w:val="start"/>
+        <w:rPr/>
+      </w:pPr>
+      <w:r>
+        <w:rPr/>
+      </w:r>
+    </w:p>
+    <w:p>
+      <w:pPr>
+        <w:pStyle w:val="Normal"/>
+        <w:bidi w:val="0"/>
+        <w:jc w:val="start"/>
+        <w:rPr/>
+      </w:pPr>
+      <w:r>
+        <w:rPr/>
+        <w:drawing>
+          <wp:anchor behindDoc="0" distT="0" distB="0" distL="0" distR="0" simplePos="0" locked="0" layoutInCell="0" allowOverlap="1" relativeHeight="3">
+            <wp:simplePos x="0" y="0"/>
+            <wp:positionH relativeFrom="column">
+              <wp:posOffset>10160</wp:posOffset>
+            </wp:positionH>
+            <wp:positionV relativeFrom="paragraph">
+              <wp:posOffset>-209550</wp:posOffset>
+            </wp:positionV>
+            <wp:extent cx="3547745" cy="2933065"/>
+            <wp:effectExtent l="0" t="0" r="0" b="0"/>
+            <wp:wrapSquare wrapText="largest"/>
+            <wp:docPr id="2" name="Kuva2"/>
+            <wp:cNvGraphicFramePr>
+              <a:graphicFrameLocks xmlns:a="http://schemas.openxmlformats.org/drawingml/2006/main" noChangeAspect="1"/>
+            </wp:cNvGraphicFramePr>
+            <a:graphic xmlns:a="http://schemas.openxmlformats.org/drawingml/2006/main">
+              <a:graphicData uri="http://schemas.openxmlformats.org/drawingml/2006/picture">
+                <pic:pic xmlns:pic="http://schemas.openxmlformats.org/drawingml/2006/picture">
+                  <pic:nvPicPr>
+                    <pic:cNvPr id="2" name="Kuva2"/>
+                    <pic:cNvPicPr>
+                      <a:picLocks noChangeAspect="1" noChangeArrowheads="1"/>
+                    </pic:cNvPicPr>
+                  </pic:nvPicPr>
+                  <pic:blipFill>
+                    <a:blip r:embed="rId3"/>
+                    <a:stretch>
+                      <a:fillRect/>
+                    </a:stretch>
+                  </pic:blipFill>
+                  <pic:spPr bwMode="auto">
+                    <a:xfrm>
+                      <a:off x="0" y="0"/>
+                      <a:ext cx="3547745" cy="2933065"/>
+                    </a:xfrm>
+                    <a:prstGeom prst="rect">
+                      <a:avLst/>
+                    </a:prstGeom>
+                    <a:noFill/>
+                  </pic:spPr>
+                </pic:pic>
+              </a:graphicData>
+            </a:graphic>
+          </wp:anchor>
+        </w:drawing>
+      </w:r>
+    </w:p>
+    <w:p>
+      <w:pPr>
+        <w:pStyle w:val="Normal"/>
+        <w:bidi w:val="0"/>
+        <w:jc w:val="start"/>
+        <w:rPr/>
+      </w:pPr>
+      <w:r>
+        <w:rPr/>
+        <w:drawing>
+          <wp:anchor behindDoc="0" distT="0" distB="0" distL="0" distR="0" simplePos="0" locked="0" layoutInCell="0" allowOverlap="1" relativeHeight="5">
+            <wp:simplePos x="0" y="0"/>
+            <wp:positionH relativeFrom="column">
+              <wp:posOffset>2592070</wp:posOffset>
+            </wp:positionH>
+            <wp:positionV relativeFrom="paragraph">
+              <wp:posOffset>23495</wp:posOffset>
+            </wp:positionV>
+            <wp:extent cx="4020185" cy="2267585"/>
+            <wp:effectExtent l="0" t="0" r="0" b="0"/>
+            <wp:wrapSquare wrapText="largest"/>
+            <wp:docPr id="3" name="Kuva4"/>
+            <wp:cNvGraphicFramePr>
+              <a:graphicFrameLocks xmlns:a="http://schemas.openxmlformats.org/drawingml/2006/main" noChangeAspect="1"/>
+            </wp:cNvGraphicFramePr>
+            <a:graphic xmlns:a="http://schemas.openxmlformats.org/drawingml/2006/main">
+              <a:graphicData uri="http://schemas.openxmlformats.org/drawingml/2006/picture">
+                <pic:pic xmlns:pic="http://schemas.openxmlformats.org/drawingml/2006/picture">
+                  <pic:nvPicPr>
+                    <pic:cNvPr id="3" name="Kuva4"/>
+                    <pic:cNvPicPr>
+                      <a:picLocks noChangeAspect="1" noChangeArrowheads="1"/>
+                    </pic:cNvPicPr>
+                  </pic:nvPicPr>
+                  <pic:blipFill>
+                    <a:blip r:embed="rId4"/>
+                    <a:stretch>
+                      <a:fillRect/>
+                    </a:stretch>
+                  </pic:blipFill>
+                  <pic:spPr bwMode="auto">
+                    <a:xfrm>
+                      <a:off x="0" y="0"/>
+                      <a:ext cx="4020185" cy="2267585"/>
+                    </a:xfrm>
+                    <a:prstGeom prst="rect">
+                      <a:avLst/>
+                    </a:prstGeom>
+                    <a:noFill/>
+                  </pic:spPr>
+                </pic:pic>
+              </a:graphicData>
+            </a:graphic>
+          </wp:anchor>
+        </w:drawing>
+        <w:drawing>
+          <wp:anchor behindDoc="0" distT="0" distB="0" distL="0" distR="0" simplePos="0" locked="0" layoutInCell="0" allowOverlap="1" relativeHeight="6">
+            <wp:simplePos x="0" y="0"/>
+            <wp:positionH relativeFrom="column">
+              <wp:posOffset>443865</wp:posOffset>
+            </wp:positionH>
+            <wp:positionV relativeFrom="paragraph">
+              <wp:posOffset>1870710</wp:posOffset>
+            </wp:positionV>
+            <wp:extent cx="3194050" cy="2358390"/>
+            <wp:effectExtent l="0" t="0" r="0" b="0"/>
+            <wp:wrapSquare wrapText="largest"/>
+            <wp:docPr id="4" name="Kuva5"/>
+            <wp:cNvGraphicFramePr>
+              <a:graphicFrameLocks xmlns:a="http://schemas.openxmlformats.org/drawingml/2006/main" noChangeAspect="1"/>
+            </wp:cNvGraphicFramePr>
+            <a:graphic xmlns:a="http://schemas.openxmlformats.org/drawingml/2006/main">
+              <a:graphicData uri="http://schemas.openxmlformats.org/drawingml/2006/picture">
+                <pic:pic xmlns:pic="http://schemas.openxmlformats.org/drawingml/2006/picture">
+                  <pic:nvPicPr>
+                    <pic:cNvPr id="4" name="Kuva5"/>
+                    <pic:cNvPicPr>
+                      <a:picLocks noChangeAspect="1" noChangeArrowheads="1"/>
+                    </pic:cNvPicPr>
+                  </pic:nvPicPr>
+                  <pic:blipFill>
+                    <a:blip r:embed="rId5"/>
+                    <a:stretch>
+                      <a:fillRect/>
+                    </a:stretch>
+                  </pic:blipFill>
+                  <pic:spPr bwMode="auto">
+                    <a:xfrm>
+                      <a:off x="0" y="0"/>
+                      <a:ext cx="3194050" cy="2358390"/>
+                    </a:xfrm>
+                    <a:prstGeom prst="rect">
+                      <a:avLst/>
+                    </a:prstGeom>
+                    <a:noFill/>
+                  </pic:spPr>
+                </pic:pic>
+              </a:graphicData>
+            </a:graphic>
+          </wp:anchor>
+        </w:drawing>
+      </w:r>
+    </w:p>
+    <w:p>
+      <w:pPr>
+        <w:pStyle w:val="Normal"/>
+        <w:bidi w:val="0"/>
+        <w:jc w:val="start"/>
+        <w:rPr/>
+      </w:pPr>
+      <w:r>
+        <w:rPr/>
+      </w:r>
+    </w:p>
+    <w:p>
+      <w:pPr>
+        <w:pStyle w:val="Normal"/>
+        <w:bidi w:val="0"/>
+        <w:jc w:val="start"/>
+        <w:rPr/>
+      </w:pPr>
+      <w:r>
+        <w:rPr/>
+      </w:r>
+    </w:p>
+    <w:p>
+      <w:pPr>
+        <w:pStyle w:val="Normal"/>
+        <w:bidi w:val="0"/>
+        <w:jc w:val="start"/>
+        <w:rPr/>
+      </w:pPr>
+      <w:r>
+        <w:rPr/>
+      </w:r>
+    </w:p>
+    <w:p>
+      <w:pPr>
+        <w:pStyle w:val="Normal"/>
+        <w:bidi w:val="0"/>
+        <w:jc w:val="start"/>
+        <w:rPr/>
+      </w:pPr>
+      <w:r>
+        <w:rPr/>
+      </w:r>
+    </w:p>
+    <w:p>
+      <w:pPr>
+        <w:pStyle w:val="Normal"/>
+        <w:bidi w:val="0"/>
+        <w:jc w:val="start"/>
+        <w:rPr/>
+      </w:pPr>
+      <w:r>
+        <w:rPr/>
+      </w:r>
+    </w:p>
+    <w:p>
+      <w:pPr>
+        <w:pStyle w:val="Normal"/>
+        <w:bidi w:val="0"/>
+        <w:jc w:val="start"/>
+        <w:rPr/>
+      </w:pPr>
+      <w:r>
+        <w:rPr/>
+      </w:r>
+    </w:p>
+    <w:p>
+      <w:pPr>
+        <w:pStyle w:val="Normal"/>
+        <w:bidi w:val="0"/>
+        <w:jc w:val="start"/>
+        <w:rPr/>
+      </w:pPr>
+      <w:r>
+        <w:rPr/>
+      </w:r>
+    </w:p>
+    <w:p>
+      <w:pPr>
+        <w:pStyle w:val="Normal"/>
+        <w:bidi w:val="0"/>
+        <w:jc w:val="start"/>
+        <w:rPr/>
+      </w:pPr>
+      <w:r>
+        <w:rPr/>
+      </w:r>
+    </w:p>
+    <w:p>
+      <w:pPr>
+        <w:pStyle w:val="Normal"/>
+        <w:bidi w:val="0"/>
+        <w:jc w:val="start"/>
+        <w:rPr/>
+      </w:pPr>
+      <w:r>
+        <w:rPr/>
+      </w:r>
+    </w:p>
+    <w:p>
+      <w:pPr>
+        <w:pStyle w:val="Normal"/>
+        <w:bidi w:val="0"/>
+        <w:jc w:val="start"/>
+        <w:rPr/>
+      </w:pPr>
+      <w:r>
+        <w:rPr/>
+      </w:r>
+    </w:p>
+    <w:p>
+      <w:pPr>
+        <w:pStyle w:val="Normal"/>
+        <w:bidi w:val="0"/>
+        <w:jc w:val="start"/>
+        <w:rPr/>
+      </w:pPr>
+      <w:r>
+        <w:rPr/>
+      </w:r>
+    </w:p>
+    <w:p>
+      <w:pPr>
+        <w:pStyle w:val="Normal"/>
+        <w:bidi w:val="0"/>
+        <w:jc w:val="start"/>
+        <w:rPr/>
+      </w:pPr>
+      <w:r>
+        <w:rPr/>
+      </w:r>
+    </w:p>
+    <w:p>
+      <w:pPr>
+        <w:pStyle w:val="Normal"/>
+        <w:bidi w:val="0"/>
+        <w:jc w:val="start"/>
+        <w:rPr/>
+      </w:pPr>
+      <w:r>
+        <w:rPr/>
+      </w:r>
+    </w:p>
+    <w:p>
+      <w:pPr>
+        <w:pStyle w:val="Normal"/>
+        <w:bidi w:val="0"/>
+        <w:jc w:val="start"/>
+        <w:rPr/>
+      </w:pPr>
+      <w:r>
+        <w:rPr/>
+      </w:r>
+    </w:p>
+    <w:p>
+      <w:pPr>
+        <w:pStyle w:val="Normal"/>
+        <w:bidi w:val="0"/>
+        <w:jc w:val="start"/>
+        <w:rPr/>
+      </w:pPr>
+      <w:r>
+        <w:rPr/>
+        <w:t>Seuraavana Virtualboxin työkalut ja winkkarin päivitys.</w:t>
+      </w:r>
+    </w:p>
+    <w:p>
+      <w:pPr>
+        <w:pStyle w:val="Normal"/>
+        <w:bidi w:val="0"/>
+        <w:jc w:val="start"/>
+        <w:rPr/>
+      </w:pPr>
+      <w:r>
+        <w:rPr/>
+      </w:r>
+    </w:p>
+    <w:p>
+      <w:pPr>
+        <w:pStyle w:val="Normal"/>
+        <w:bidi w:val="0"/>
+        <w:jc w:val="start"/>
+        <w:rPr/>
+      </w:pPr>
+      <w:r>
+        <w:rPr/>
+        <w:drawing>
+          <wp:anchor behindDoc="0" distT="0" distB="0" distL="0" distR="0" simplePos="0" locked="0" layoutInCell="0" allowOverlap="1" relativeHeight="4">
+            <wp:simplePos x="0" y="0"/>
+            <wp:positionH relativeFrom="column">
+              <wp:posOffset>1148715</wp:posOffset>
+            </wp:positionH>
+            <wp:positionV relativeFrom="paragraph">
+              <wp:posOffset>13335</wp:posOffset>
+            </wp:positionV>
+            <wp:extent cx="4489450" cy="3575685"/>
+            <wp:effectExtent l="0" t="0" r="0" b="0"/>
+            <wp:wrapSquare wrapText="largest"/>
+            <wp:docPr id="5" name="Kuva3"/>
+            <wp:cNvGraphicFramePr>
+              <a:graphicFrameLocks xmlns:a="http://schemas.openxmlformats.org/drawingml/2006/main" noChangeAspect="1"/>
+            </wp:cNvGraphicFramePr>
+            <a:graphic xmlns:a="http://schemas.openxmlformats.org/drawingml/2006/main">
+              <a:graphicData uri="http://schemas.openxmlformats.org/drawingml/2006/picture">
+                <pic:pic xmlns:pic="http://schemas.openxmlformats.org/drawingml/2006/picture">
+                  <pic:nvPicPr>
+                    <pic:cNvPr id="5" name="Kuva3"/>
+                    <pic:cNvPicPr>
+                      <a:picLocks noChangeAspect="1" noChangeArrowheads="1"/>
+                    </pic:cNvPicPr>
+                  </pic:nvPicPr>
+                  <pic:blipFill>
+                    <a:blip r:embed="rId6"/>
+                    <a:stretch>
+                      <a:fillRect/>
+                    </a:stretch>
+                  </pic:blipFill>
+                  <pic:spPr bwMode="auto">
+                    <a:xfrm>
+                      <a:off x="0" y="0"/>
+                      <a:ext cx="4489450" cy="3575685"/>
+                    </a:xfrm>
+                    <a:prstGeom prst="rect">
+                      <a:avLst/>
+                    </a:prstGeom>
+                    <a:noFill/>
+                  </pic:spPr>
+                </pic:pic>
+              </a:graphicData>
+            </a:graphic>
+          </wp:anchor>
+        </w:drawing>
+      </w:r>
+    </w:p>
+    <w:p>
+      <w:pPr>
+        <w:pStyle w:val="Normal"/>
+        <w:bidi w:val="0"/>
+        <w:jc w:val="start"/>
+        <w:rPr/>
+      </w:pPr>
+      <w:r>
+        <w:rPr/>
+      </w:r>
+    </w:p>
+    <w:p>
+      <w:pPr>
+        <w:pStyle w:val="Normal"/>
+        <w:bidi w:val="0"/>
+        <w:jc w:val="start"/>
+        <w:rPr/>
+      </w:pPr>
+      <w:r>
+        <w:rPr/>
+      </w:r>
+    </w:p>
+    <w:p>
+      <w:pPr>
+        <w:pStyle w:val="Normal"/>
+        <w:bidi w:val="0"/>
+        <w:jc w:val="start"/>
+        <w:rPr/>
+      </w:pPr>
+      <w:r>
+        <w:rPr/>
+      </w:r>
+    </w:p>
+    <w:p>
+      <w:pPr>
+        <w:pStyle w:val="Normal"/>
+        <w:bidi w:val="0"/>
+        <w:jc w:val="start"/>
+        <w:rPr/>
+      </w:pPr>
+      <w:r>
+        <w:rPr/>
+      </w:r>
+    </w:p>
+    <w:p>
+      <w:pPr>
+        <w:pStyle w:val="Normal"/>
+        <w:bidi w:val="0"/>
+        <w:jc w:val="start"/>
+        <w:rPr/>
+      </w:pPr>
+      <w:r>
+        <w:rPr/>
+      </w:r>
+    </w:p>
+    <w:p>
+      <w:pPr>
+        <w:pStyle w:val="Normal"/>
+        <w:bidi w:val="0"/>
+        <w:jc w:val="start"/>
+        <w:rPr/>
+      </w:pPr>
+      <w:r>
+        <w:rPr/>
+      </w:r>
+    </w:p>
+    <w:p>
+      <w:pPr>
+        <w:pStyle w:val="Normal"/>
+        <w:bidi w:val="0"/>
+        <w:jc w:val="start"/>
+        <w:rPr/>
+      </w:pPr>
+      <w:r>
+        <w:rPr/>
+      </w:r>
+    </w:p>
+    <w:p>
+      <w:pPr>
+        <w:pStyle w:val="Normal"/>
+        <w:bidi w:val="0"/>
+        <w:jc w:val="start"/>
+        <w:rPr/>
+      </w:pPr>
+      <w:r>
+        <w:rPr/>
+      </w:r>
+    </w:p>
+    <w:p>
+      <w:pPr>
+        <w:pStyle w:val="Normal"/>
+        <w:bidi w:val="0"/>
+        <w:jc w:val="start"/>
+        <w:rPr/>
+      </w:pPr>
+      <w:r>
+        <w:rPr/>
+      </w:r>
+    </w:p>
+    <w:p>
+      <w:pPr>
+        <w:pStyle w:val="Normal"/>
+        <w:bidi w:val="0"/>
+        <w:jc w:val="start"/>
+        <w:rPr/>
+      </w:pPr>
+      <w:r>
+        <w:rPr/>
+      </w:r>
+    </w:p>
+    <w:p>
+      <w:pPr>
+        <w:pStyle w:val="Normal"/>
+        <w:bidi w:val="0"/>
+        <w:jc w:val="start"/>
+        <w:rPr/>
+      </w:pPr>
+      <w:r>
+        <w:rPr/>
+      </w:r>
+    </w:p>
+    <w:p>
+      <w:pPr>
+        <w:pStyle w:val="Normal"/>
+        <w:bidi w:val="0"/>
+        <w:jc w:val="start"/>
+        <w:rPr/>
+      </w:pPr>
+      <w:r>
+        <w:rPr/>
+      </w:r>
+    </w:p>
+    <w:p>
+      <w:pPr>
+        <w:pStyle w:val="Normal"/>
+        <w:bidi w:val="0"/>
+        <w:jc w:val="start"/>
+        <w:rPr/>
+      </w:pPr>
+      <w:r>
+        <w:rPr/>
+      </w:r>
+    </w:p>
+    <w:p>
+      <w:pPr>
+        <w:pStyle w:val="Normal"/>
+        <w:bidi w:val="0"/>
+        <w:jc w:val="start"/>
+        <w:rPr/>
+      </w:pPr>
+      <w:r>
+        <w:rPr/>
+      </w:r>
+    </w:p>
+    <w:p>
+      <w:pPr>
+        <w:pStyle w:val="Normal"/>
+        <w:bidi w:val="0"/>
+        <w:jc w:val="start"/>
+        <w:rPr/>
+      </w:pPr>
+      <w:r>
+        <w:rPr/>
+      </w:r>
+    </w:p>
+    <w:p>
+      <w:pPr>
+        <w:pStyle w:val="Normal"/>
+        <w:bidi w:val="0"/>
+        <w:jc w:val="start"/>
+        <w:rPr/>
+      </w:pPr>
+      <w:r>
+        <w:rPr/>
+      </w:r>
+    </w:p>
+    <w:p>
+      <w:pPr>
+        <w:pStyle w:val="Normal"/>
+        <w:bidi w:val="0"/>
+        <w:jc w:val="start"/>
+        <w:rPr/>
+      </w:pPr>
+      <w:r>
+        <w:rPr/>
+      </w:r>
+    </w:p>
+    <w:p>
+      <w:pPr>
+        <w:pStyle w:val="Normal"/>
+        <w:bidi w:val="0"/>
+        <w:jc w:val="start"/>
+        <w:rPr/>
+      </w:pPr>
+      <w:r>
+        <w:rPr/>
+      </w:r>
+    </w:p>
+    <w:p>
+      <w:pPr>
+        <w:pStyle w:val="Normal"/>
+        <w:bidi w:val="0"/>
+        <w:jc w:val="start"/>
+        <w:rPr/>
+      </w:pPr>
+      <w:r>
+        <w:rPr/>
+      </w:r>
+    </w:p>
+    <w:p>
+      <w:pPr>
+        <w:pStyle w:val="Normal"/>
+        <w:bidi w:val="0"/>
+        <w:jc w:val="start"/>
+        <w:rPr/>
+      </w:pPr>
+      <w:r>
+        <w:rPr/>
+      </w:r>
+    </w:p>
+    <w:p>
+      <w:pPr>
+        <w:pStyle w:val="Normal"/>
+        <w:bidi w:val="0"/>
+        <w:jc w:val="start"/>
+        <w:rPr/>
+      </w:pPr>
+      <w:r>
+        <w:rPr/>
+      </w:r>
+    </w:p>
+    <w:p>
+      <w:pPr>
+        <w:pStyle w:val="Normal"/>
+        <w:bidi w:val="0"/>
+        <w:jc w:val="start"/>
+        <w:rPr/>
+      </w:pPr>
+      <w:r>
+        <w:rPr/>
+      </w:r>
+    </w:p>
+    <w:p>
+      <w:pPr>
+        <w:pStyle w:val="Normal"/>
+        <w:bidi w:val="0"/>
+        <w:jc w:val="start"/>
+        <w:rPr/>
+      </w:pPr>
+      <w:r>
+        <w:rPr/>
+      </w:r>
+    </w:p>
+    <w:p>
+      <w:pPr>
+        <w:pStyle w:val="Normal"/>
+        <w:bidi w:val="0"/>
+        <w:jc w:val="start"/>
+        <w:rPr/>
+      </w:pPr>
+      <w:r>
+        <w:rPr/>
+        <w:t>Firefox, Chrome ja libre office asennettu</w:t>
+      </w:r>
+    </w:p>
+    <w:p>
+      <w:pPr>
+        <w:pStyle w:val="Normal"/>
+        <w:bidi w:val="0"/>
+        <w:jc w:val="start"/>
+        <w:rPr/>
+      </w:pPr>
+      <w:r>
+        <w:rPr/>
+        <w:drawing>
+          <wp:anchor behindDoc="0" distT="0" distB="0" distL="0" distR="0" simplePos="0" locked="0" layoutInCell="0" allowOverlap="1" relativeHeight="7">
+            <wp:simplePos x="0" y="0"/>
+            <wp:positionH relativeFrom="column">
+              <wp:align>center</wp:align>
+            </wp:positionH>
+            <wp:positionV relativeFrom="paragraph">
+              <wp:posOffset>635</wp:posOffset>
+            </wp:positionV>
+            <wp:extent cx="6120130" cy="4940300"/>
+            <wp:effectExtent l="0" t="0" r="0" b="0"/>
+            <wp:wrapSquare wrapText="largest"/>
+            <wp:docPr id="6" name="Kuva6"/>
+            <wp:cNvGraphicFramePr>
+              <a:graphicFrameLocks xmlns:a="http://schemas.openxmlformats.org/drawingml/2006/main" noChangeAspect="1"/>
+            </wp:cNvGraphicFramePr>
+            <a:graphic xmlns:a="http://schemas.openxmlformats.org/drawingml/2006/main">
+              <a:graphicData uri="http://schemas.openxmlformats.org/drawingml/2006/picture">
+                <pic:pic xmlns:pic="http://schemas.openxmlformats.org/drawingml/2006/picture">
+                  <pic:nvPicPr>
+                    <pic:cNvPr id="6" name="Kuva6"/>
+                    <pic:cNvPicPr>
+                      <a:picLocks noChangeAspect="1" noChangeArrowheads="1"/>
+                    </pic:cNvPicPr>
+                  </pic:nvPicPr>
+                  <pic:blipFill>
+                    <a:blip r:embed="rId7"/>
+                    <a:stretch>
+                      <a:fillRect/>
+                    </a:stretch>
+                  </pic:blipFill>
+                  <pic:spPr bwMode="auto">
+                    <a:xfrm>
+                      <a:off x="0" y="0"/>
+                      <a:ext cx="6120130" cy="4940300"/>
+                    </a:xfrm>
+                    <a:prstGeom prst="rect">
+                      <a:avLst/>
+                    </a:prstGeom>
+                    <a:noFill/>
+                  </pic:spPr>
+                </pic:pic>
+              </a:graphicData>
+            </a:graphic>
+          </wp:anchor>
+        </w:drawing>
+      </w:r>
+    </w:p>
+    <w:p>
+      <w:pPr>
+        <w:pStyle w:val="Normal"/>
+        <w:bidi w:val="0"/>
+        <w:jc w:val="start"/>
+        <w:rPr/>
+      </w:pPr>
+      <w:r>
+        <w:rPr/>
+      </w:r>
+    </w:p>
+    <w:p>
+      <w:pPr>
+        <w:pStyle w:val="Heading2"/>
+        <w:bidi w:val="0"/>
+        <w:jc w:val="start"/>
+        <w:rPr>
+          <w:rFonts w:ascii="Open Sans;Helvetica;Arial;sans-serif" w:hAnsi="Open Sans;Helvetica;Arial;sans-serif"/>
+          <w:b w:val="false"/>
+          <w:i w:val="false"/>
+          <w:caps w:val="false"/>
+          <w:smallCaps w:val="false"/>
+          <w:color w:val="333333"/>
+          <w:spacing w:val="0"/>
+        </w:rPr>
+      </w:pPr>
+      <w:r>
+        <w:rPr>
+          <w:rFonts w:ascii="Open Sans;Helvetica;Arial;sans-serif" w:hAnsi="Open Sans;Helvetica;Arial;sans-serif"/>
+          <w:b w:val="false"/>
+          <w:i w:val="false"/>
+          <w:caps w:val="false"/>
+          <w:smallCaps w:val="false"/>
+          <w:color w:val="333333"/>
+          <w:spacing w:val="0"/>
+        </w:rPr>
+        <w:t>Vaihe 3: Virittely sopivaan käyttöön</w:t>
+      </w:r>
+    </w:p>
+    <w:p>
+      <w:pPr>
+        <w:pStyle w:val="BodyText"/>
+        <w:widowControl/>
+        <w:numPr>
+          <w:ilvl w:val="0"/>
+          <w:numId w:val="2"/>
+        </w:numPr>
+        <w:pBdr/>
+        <w:tabs>
+          <w:tab w:val="clear" w:pos="709"/>
+          <w:tab w:val="left" w:pos="0" w:leader="none"/>
+        </w:tabs>
+        <w:bidi w:val="0"/>
+        <w:spacing w:lineRule="auto" w:line="360" w:before="0" w:after="0"/>
+        <w:ind w:hanging="0" w:start="0" w:end="0"/>
+        <w:jc w:val="start"/>
+        <w:rPr/>
+      </w:pPr>
+      <w:r>
+        <w:rPr>
+          <w:rStyle w:val="Strong"/>
+          <w:caps w:val="false"/>
+          <w:smallCaps w:val="false"/>
+          <w:spacing w:val="0"/>
+        </w:rPr>
+        <w:t>”</w:t>
+      </w:r>
+      <w:r>
+        <w:rPr>
+          <w:rStyle w:val="Strong"/>
+          <w:rFonts w:ascii="Open Sans;Helvetica;Arial;sans-serif" w:hAnsi="Open Sans;Helvetica;Arial;sans-serif"/>
+          <w:b/>
+          <w:i w:val="false"/>
+          <w:caps w:val="false"/>
+          <w:smallCaps w:val="false"/>
+          <w:spacing w:val="0"/>
+        </w:rPr>
+        <w:t>Viritä” koneesi käyttövalmiiksi käyttäjälle, joka tarvitsee konetta pienen yrityksen pyörittämisessä.</w:t>
+      </w:r>
+    </w:p>
+    <w:p>
+      <w:pPr>
+        <w:pStyle w:val="BodyText"/>
+        <w:widowControl/>
+        <w:numPr>
+          <w:ilvl w:val="1"/>
+          <w:numId w:val="2"/>
+        </w:numPr>
+        <w:pBdr/>
+        <w:tabs>
+          <w:tab w:val="clear" w:pos="709"/>
+          <w:tab w:val="left" w:pos="0" w:leader="none"/>
+        </w:tabs>
+        <w:bidi w:val="0"/>
+        <w:spacing w:lineRule="auto" w:line="360" w:before="0" w:after="0"/>
+        <w:ind w:hanging="0" w:start="0" w:end="0"/>
+        <w:jc w:val="start"/>
+        <w:rPr>
+          <w:rFonts w:ascii="Open Sans;Helvetica;Arial;sans-serif" w:hAnsi="Open Sans;Helvetica;Arial;sans-serif"/>
+          <w:b w:val="false"/>
+          <w:i w:val="false"/>
+          <w:caps w:val="false"/>
+          <w:smallCaps w:val="false"/>
+          <w:spacing w:val="0"/>
+        </w:rPr>
+      </w:pPr>
+      <w:r>
+        <w:rPr>
+          <w:rFonts w:ascii="Open Sans;Helvetica;Arial;sans-serif" w:hAnsi="Open Sans;Helvetica;Arial;sans-serif"/>
+          <w:b w:val="false"/>
+          <w:i w:val="false"/>
+          <w:caps w:val="false"/>
+          <w:smallCaps w:val="false"/>
+          <w:spacing w:val="0"/>
+        </w:rPr>
+        <w:t>Muuta Windowsin asetuksia käyttäjälle sopivaksi</w:t>
+      </w:r>
+    </w:p>
+    <w:p>
+      <w:pPr>
+        <w:pStyle w:val="BodyText"/>
+        <w:widowControl/>
+        <w:numPr>
+          <w:ilvl w:val="0"/>
+          <w:numId w:val="0"/>
+        </w:numPr>
+        <w:pBdr/>
+        <w:bidi w:val="0"/>
+        <w:spacing w:lineRule="auto" w:line="360" w:before="0" w:after="0"/>
+        <w:ind w:hanging="0" w:start="0" w:end="0"/>
+        <w:jc w:val="start"/>
+        <w:rPr>
+          <w:rFonts w:ascii="Open Sans;Helvetica;Arial;sans-serif" w:hAnsi="Open Sans;Helvetica;Arial;sans-serif"/>
+          <w:b w:val="false"/>
+          <w:i w:val="false"/>
+          <w:caps w:val="false"/>
+          <w:smallCaps w:val="false"/>
+          <w:spacing w:val="0"/>
+        </w:rPr>
+      </w:pPr>
+      <w:r>
+        <w:rPr>
+          <w:rFonts w:ascii="Open Sans;Helvetica;Arial;sans-serif" w:hAnsi="Open Sans;Helvetica;Arial;sans-serif"/>
+          <w:b w:val="false"/>
+          <w:i w:val="false"/>
+          <w:caps w:val="false"/>
+          <w:smallCaps w:val="false"/>
+          <w:spacing w:val="0"/>
+        </w:rPr>
+        <w:t xml:space="preserve"> </w:t>
+      </w:r>
+      <w:r>
+        <w:rPr>
+          <w:rFonts w:ascii="Open Sans;Helvetica;Arial;sans-serif" w:hAnsi="Open Sans;Helvetica;Arial;sans-serif"/>
+          <w:b w:val="false"/>
+          <w:i w:val="false"/>
+          <w:caps w:val="false"/>
+          <w:smallCaps w:val="false"/>
+          <w:spacing w:val="0"/>
+        </w:rPr>
+        <w:t>Voin muokata mutta aivan turhaa tälläiseen perus asiaan.</w:t>
+      </w:r>
+    </w:p>
+    <w:p>
+      <w:pPr>
+        <w:pStyle w:val="BodyText"/>
+        <w:widowControl/>
+        <w:numPr>
+          <w:ilvl w:val="1"/>
+          <w:numId w:val="2"/>
+        </w:numPr>
+        <w:pBdr/>
+        <w:tabs>
+          <w:tab w:val="clear" w:pos="709"/>
+          <w:tab w:val="left" w:pos="0" w:leader="none"/>
+        </w:tabs>
+        <w:bidi w:val="0"/>
+        <w:spacing w:lineRule="auto" w:line="360" w:before="0" w:after="0"/>
+        <w:ind w:hanging="0" w:start="0" w:end="0"/>
+        <w:jc w:val="start"/>
+        <w:rPr>
+          <w:rFonts w:ascii="Open Sans;Helvetica;Arial;sans-serif" w:hAnsi="Open Sans;Helvetica;Arial;sans-serif"/>
+          <w:b w:val="false"/>
+          <w:i w:val="false"/>
+          <w:caps w:val="false"/>
+          <w:smallCaps w:val="false"/>
+          <w:spacing w:val="0"/>
+        </w:rPr>
+      </w:pPr>
+      <w:r>
+        <w:rPr>
+          <w:rFonts w:ascii="Open Sans;Helvetica;Arial;sans-serif" w:hAnsi="Open Sans;Helvetica;Arial;sans-serif"/>
+          <w:b w:val="false"/>
+          <w:i w:val="false"/>
+          <w:caps w:val="false"/>
+          <w:smallCaps w:val="false"/>
+          <w:spacing w:val="0"/>
+        </w:rPr>
+        <w:t>Etsi ja asenna sopivia Freeware-ohjelmia</w:t>
+      </w:r>
+    </w:p>
+    <w:p>
+      <w:pPr>
+        <w:pStyle w:val="BodyText"/>
+        <w:widowControl/>
+        <w:numPr>
+          <w:ilvl w:val="0"/>
+          <w:numId w:val="0"/>
+        </w:numPr>
+        <w:pBdr/>
+        <w:bidi w:val="0"/>
+        <w:spacing w:lineRule="auto" w:line="360" w:before="0" w:after="0"/>
+        <w:ind w:hanging="0" w:start="0" w:end="0"/>
+        <w:jc w:val="start"/>
+        <w:rPr>
+          <w:rFonts w:ascii="Open Sans;Helvetica;Arial;sans-serif" w:hAnsi="Open Sans;Helvetica;Arial;sans-serif"/>
+          <w:b w:val="false"/>
+          <w:i w:val="false"/>
+          <w:caps w:val="false"/>
+          <w:smallCaps w:val="false"/>
+          <w:spacing w:val="0"/>
+        </w:rPr>
+      </w:pPr>
+      <w:r>
+        <w:rPr>
+          <w:rFonts w:ascii="Open Sans;Helvetica;Arial;sans-serif" w:hAnsi="Open Sans;Helvetica;Arial;sans-serif"/>
+          <w:b w:val="false"/>
+          <w:i w:val="false"/>
+          <w:caps w:val="false"/>
+          <w:smallCaps w:val="false"/>
+          <w:spacing w:val="0"/>
+        </w:rPr>
+        <w:t xml:space="preserve"> </w:t>
+      </w:r>
+      <w:r>
+        <w:rPr>
+          <w:rFonts w:ascii="Open Sans;Helvetica;Arial;sans-serif" w:hAnsi="Open Sans;Helvetica;Arial;sans-serif"/>
+          <w:b w:val="false"/>
+          <w:i w:val="false"/>
+          <w:caps w:val="false"/>
+          <w:smallCaps w:val="false"/>
+          <w:spacing w:val="0"/>
+        </w:rPr>
+        <w:t>Minkä laista laitetaan? Perus winrar vai Blenderiä vai olisiko kuitenkin Gimp?</w:t>
+      </w:r>
+    </w:p>
+    <w:p>
+      <w:pPr>
+        <w:pStyle w:val="BodyText"/>
+        <w:widowControl/>
+        <w:numPr>
+          <w:ilvl w:val="2"/>
+          <w:numId w:val="2"/>
+        </w:numPr>
+        <w:pBdr/>
+        <w:tabs>
+          <w:tab w:val="clear" w:pos="709"/>
+          <w:tab w:val="left" w:pos="0" w:leader="none"/>
+        </w:tabs>
+        <w:bidi w:val="0"/>
+        <w:spacing w:lineRule="auto" w:line="360" w:before="0" w:after="0"/>
+        <w:ind w:hanging="0" w:start="0" w:end="0"/>
+        <w:jc w:val="start"/>
+        <w:rPr>
+          <w:rFonts w:ascii="Open Sans;Helvetica;Arial;sans-serif" w:hAnsi="Open Sans;Helvetica;Arial;sans-serif"/>
+          <w:b w:val="false"/>
+          <w:i w:val="false"/>
+          <w:caps w:val="false"/>
+          <w:smallCaps w:val="false"/>
+          <w:spacing w:val="0"/>
+        </w:rPr>
+      </w:pPr>
+      <w:r>
+        <w:rPr>
+          <w:rFonts w:ascii="Open Sans;Helvetica;Arial;sans-serif" w:hAnsi="Open Sans;Helvetica;Arial;sans-serif"/>
+          <w:b w:val="false"/>
+          <w:i w:val="false"/>
+          <w:caps w:val="false"/>
+          <w:smallCaps w:val="false"/>
+          <w:spacing w:val="0"/>
+        </w:rPr>
+        <w:t>Mitä hyviä ilmaisia Freewareja löytyy?</w:t>
+      </w:r>
+    </w:p>
+    <w:p>
+      <w:pPr>
+        <w:pStyle w:val="BodyText"/>
+        <w:widowControl/>
+        <w:numPr>
+          <w:ilvl w:val="0"/>
+          <w:numId w:val="0"/>
+        </w:numPr>
+        <w:pBdr/>
+        <w:bidi w:val="0"/>
+        <w:spacing w:lineRule="auto" w:line="360" w:before="0" w:after="0"/>
+        <w:ind w:hanging="0" w:start="0" w:end="0"/>
+        <w:jc w:val="start"/>
+        <w:rPr>
+          <w:rFonts w:ascii="Open Sans;Helvetica;Arial;sans-serif" w:hAnsi="Open Sans;Helvetica;Arial;sans-serif"/>
+          <w:b w:val="false"/>
+          <w:i w:val="false"/>
+          <w:caps w:val="false"/>
+          <w:smallCaps w:val="false"/>
+          <w:spacing w:val="0"/>
+        </w:rPr>
+      </w:pPr>
+      <w:r>
+        <w:rPr>
+          <w:rFonts w:ascii="Open Sans;Helvetica;Arial;sans-serif" w:hAnsi="Open Sans;Helvetica;Arial;sans-serif"/>
+          <w:b w:val="false"/>
+          <w:i w:val="false"/>
+          <w:caps w:val="false"/>
+          <w:smallCaps w:val="false"/>
+          <w:spacing w:val="0"/>
+        </w:rPr>
+        <w:t xml:space="preserve"> </w:t>
+      </w:r>
+      <w:r>
+        <w:rPr>
+          <w:rFonts w:ascii="Open Sans;Helvetica;Arial;sans-serif" w:hAnsi="Open Sans;Helvetica;Arial;sans-serif"/>
+          <w:b w:val="false"/>
+          <w:i w:val="false"/>
+          <w:caps w:val="false"/>
+          <w:smallCaps w:val="false"/>
+          <w:spacing w:val="0"/>
+        </w:rPr>
+        <w:t>Photoshopin tilalle Gimp</w:t>
+      </w:r>
+    </w:p>
+    <w:p>
+      <w:pPr>
+        <w:pStyle w:val="BodyText"/>
+        <w:widowControl/>
+        <w:numPr>
+          <w:ilvl w:val="0"/>
+          <w:numId w:val="0"/>
+        </w:numPr>
+        <w:pBdr/>
+        <w:bidi w:val="0"/>
+        <w:spacing w:lineRule="auto" w:line="360" w:before="0" w:after="0"/>
+        <w:ind w:hanging="0" w:start="0" w:end="0"/>
+        <w:jc w:val="start"/>
+        <w:rPr>
+          <w:rFonts w:ascii="Open Sans;Helvetica;Arial;sans-serif" w:hAnsi="Open Sans;Helvetica;Arial;sans-serif"/>
+          <w:b w:val="false"/>
+          <w:i w:val="false"/>
+          <w:caps w:val="false"/>
+          <w:smallCaps w:val="false"/>
+          <w:spacing w:val="0"/>
+        </w:rPr>
+      </w:pPr>
+      <w:r>
+        <w:rPr>
+          <w:rFonts w:ascii="Open Sans;Helvetica;Arial;sans-serif" w:hAnsi="Open Sans;Helvetica;Arial;sans-serif"/>
+          <w:b w:val="false"/>
+          <w:i w:val="false"/>
+          <w:caps w:val="false"/>
+          <w:smallCaps w:val="false"/>
+          <w:spacing w:val="0"/>
+        </w:rPr>
+        <w:t xml:space="preserve"> </w:t>
+      </w:r>
+      <w:r>
+        <w:rPr>
+          <w:rFonts w:ascii="Open Sans;Helvetica;Arial;sans-serif" w:hAnsi="Open Sans;Helvetica;Arial;sans-serif"/>
+          <w:b w:val="false"/>
+          <w:i w:val="false"/>
+          <w:caps w:val="false"/>
+          <w:smallCaps w:val="false"/>
+          <w:spacing w:val="0"/>
+        </w:rPr>
+        <w:t>Avast</w:t>
+      </w:r>
+    </w:p>
+    <w:p>
+      <w:pPr>
+        <w:pStyle w:val="BodyText"/>
+        <w:widowControl/>
+        <w:numPr>
+          <w:ilvl w:val="0"/>
+          <w:numId w:val="0"/>
+        </w:numPr>
+        <w:pBdr/>
+        <w:bidi w:val="0"/>
+        <w:spacing w:lineRule="auto" w:line="360" w:before="0" w:after="0"/>
+        <w:ind w:hanging="0" w:start="0" w:end="0"/>
+        <w:jc w:val="start"/>
+        <w:rPr>
+          <w:rFonts w:ascii="Open Sans;Helvetica;Arial;sans-serif" w:hAnsi="Open Sans;Helvetica;Arial;sans-serif"/>
+          <w:b w:val="false"/>
+          <w:i w:val="false"/>
+          <w:caps w:val="false"/>
+          <w:smallCaps w:val="false"/>
+          <w:spacing w:val="0"/>
+        </w:rPr>
+      </w:pPr>
+      <w:r>
+        <w:rPr>
+          <w:rFonts w:ascii="Open Sans;Helvetica;Arial;sans-serif" w:hAnsi="Open Sans;Helvetica;Arial;sans-serif"/>
+          <w:b w:val="false"/>
+          <w:i w:val="false"/>
+          <w:caps w:val="false"/>
+          <w:smallCaps w:val="false"/>
+          <w:spacing w:val="0"/>
+        </w:rPr>
+        <w:t>7-zip</w:t>
+      </w:r>
+    </w:p>
+    <w:p>
+      <w:pPr>
+        <w:pStyle w:val="BodyText"/>
+        <w:widowControl/>
+        <w:numPr>
+          <w:ilvl w:val="0"/>
+          <w:numId w:val="0"/>
+        </w:numPr>
+        <w:pBdr/>
+        <w:bidi w:val="0"/>
+        <w:spacing w:lineRule="auto" w:line="360" w:before="0" w:after="0"/>
+        <w:ind w:hanging="0" w:start="0" w:end="0"/>
+        <w:jc w:val="start"/>
+        <w:rPr>
+          <w:rFonts w:ascii="Open Sans;Helvetica;Arial;sans-serif" w:hAnsi="Open Sans;Helvetica;Arial;sans-serif"/>
+          <w:b w:val="false"/>
+          <w:i w:val="false"/>
+          <w:caps w:val="false"/>
+          <w:smallCaps w:val="false"/>
+          <w:spacing w:val="0"/>
+        </w:rPr>
+      </w:pPr>
+      <w:r>
+        <w:rPr>
+          <w:rFonts w:ascii="Open Sans;Helvetica;Arial;sans-serif" w:hAnsi="Open Sans;Helvetica;Arial;sans-serif"/>
+          <w:b w:val="false"/>
+          <w:i w:val="false"/>
+          <w:caps w:val="false"/>
+          <w:smallCaps w:val="false"/>
+          <w:spacing w:val="0"/>
+        </w:rPr>
+        <w:t xml:space="preserve"> </w:t>
+      </w:r>
+      <w:r>
+        <w:rPr>
+          <w:rFonts w:ascii="Open Sans;Helvetica;Arial;sans-serif" w:hAnsi="Open Sans;Helvetica;Arial;sans-serif"/>
+          <w:b w:val="false"/>
+          <w:i w:val="false"/>
+          <w:caps w:val="false"/>
+          <w:smallCaps w:val="false"/>
+          <w:spacing w:val="0"/>
+        </w:rPr>
+        <w:t>VLC</w:t>
+      </w:r>
+    </w:p>
+    <w:p>
+      <w:pPr>
+        <w:pStyle w:val="BodyText"/>
+        <w:widowControl/>
+        <w:numPr>
+          <w:ilvl w:val="2"/>
+          <w:numId w:val="2"/>
+        </w:numPr>
+        <w:pBdr/>
+        <w:tabs>
+          <w:tab w:val="clear" w:pos="709"/>
+          <w:tab w:val="left" w:pos="0" w:leader="none"/>
+        </w:tabs>
+        <w:bidi w:val="0"/>
+        <w:spacing w:lineRule="auto" w:line="360"/>
+        <w:ind w:hanging="0" w:start="0" w:end="0"/>
+        <w:jc w:val="start"/>
+        <w:rPr>
+          <w:rFonts w:ascii="Open Sans;Helvetica;Arial;sans-serif" w:hAnsi="Open Sans;Helvetica;Arial;sans-serif"/>
+          <w:b w:val="false"/>
+          <w:i w:val="false"/>
+          <w:caps w:val="false"/>
+          <w:smallCaps w:val="false"/>
+          <w:spacing w:val="0"/>
+        </w:rPr>
+      </w:pPr>
+      <w:r>
+        <w:rPr>
+          <w:rFonts w:ascii="Open Sans;Helvetica;Arial;sans-serif" w:hAnsi="Open Sans;Helvetica;Arial;sans-serif"/>
+          <w:b w:val="false"/>
+          <w:i w:val="false"/>
+          <w:caps w:val="false"/>
+          <w:smallCaps w:val="false"/>
+          <w:spacing w:val="0"/>
+        </w:rPr>
+        <w:t>Mikä on freeware ohjelma?</w:t>
+      </w:r>
+    </w:p>
+    <w:p>
+      <w:pPr>
+        <w:pStyle w:val="Normal"/>
+        <w:bidi w:val="0"/>
+        <w:jc w:val="start"/>
+        <w:rPr/>
+      </w:pPr>
+      <w:r>
+        <w:rPr/>
+        <w:t xml:space="preserve"> </w:t>
+      </w:r>
+      <w:r>
+        <w:rPr/>
+        <w:t>Freeware on maksullisen ohjelman kaltainen jonka lisenssistä ei kuitenkaan joudu maksamaan. Esim. Gimp</w:t>
       </w:r>
     </w:p>
     <w:sectPr>
@@ -128,6 +1503,278 @@
     </w:sectPr>
   </w:body>
 </w:document>
+</file>
+
+<file path=word/numbering.xml><?xml version="1.0" encoding="utf-8"?>
+<w:numbering xmlns:w="http://schemas.openxmlformats.org/wordprocessingml/2006/main" xmlns:o="urn:schemas-microsoft-com:office:office" xmlns:r="http://schemas.openxmlformats.org/officeDocument/2006/relationships" xmlns:v="urn:schemas-microsoft-com:vml" xmlns:mc="http://schemas.openxmlformats.org/markup-compatibility/2006" xmlns:w14="http://schemas.microsoft.com/office/word/2010/wordml" mc:Ignorable="w14">
+  <w:abstractNum w:abstractNumId="1">
+    <w:lvl w:ilvl="0">
+      <w:start w:val="1"/>
+      <w:numFmt w:val="none"/>
+      <w:pStyle w:val="Heading1"/>
+      <w:suff w:val="nothing"/>
+      <w:lvlText w:val=""/>
+      <w:lvlJc w:val="start"/>
+      <w:pPr>
+        <w:tabs>
+          <w:tab w:val="num" w:pos="0"/>
+        </w:tabs>
+        <w:ind w:start="0" w:hanging="0"/>
+      </w:pPr>
+    </w:lvl>
+    <w:lvl w:ilvl="1">
+      <w:start w:val="1"/>
+      <w:numFmt w:val="none"/>
+      <w:pStyle w:val="Heading2"/>
+      <w:suff w:val="nothing"/>
+      <w:lvlText w:val=""/>
+      <w:lvlJc w:val="start"/>
+      <w:pPr>
+        <w:tabs>
+          <w:tab w:val="num" w:pos="0"/>
+        </w:tabs>
+        <w:ind w:start="0" w:hanging="0"/>
+      </w:pPr>
+    </w:lvl>
+    <w:lvl w:ilvl="2">
+      <w:start w:val="1"/>
+      <w:numFmt w:val="none"/>
+      <w:suff w:val="nothing"/>
+      <w:lvlText w:val=""/>
+      <w:lvlJc w:val="start"/>
+      <w:pPr>
+        <w:tabs>
+          <w:tab w:val="num" w:pos="0"/>
+        </w:tabs>
+        <w:ind w:start="0" w:hanging="0"/>
+      </w:pPr>
+    </w:lvl>
+    <w:lvl w:ilvl="3">
+      <w:start w:val="1"/>
+      <w:numFmt w:val="none"/>
+      <w:suff w:val="nothing"/>
+      <w:lvlText w:val=""/>
+      <w:lvlJc w:val="start"/>
+      <w:pPr>
+        <w:tabs>
+          <w:tab w:val="num" w:pos="0"/>
+        </w:tabs>
+        <w:ind w:start="0" w:hanging="0"/>
+      </w:pPr>
+    </w:lvl>
+    <w:lvl w:ilvl="4">
+      <w:start w:val="1"/>
+      <w:numFmt w:val="none"/>
+      <w:suff w:val="nothing"/>
+      <w:lvlText w:val=""/>
+      <w:lvlJc w:val="start"/>
+      <w:pPr>
+        <w:tabs>
+          <w:tab w:val="num" w:pos="0"/>
+        </w:tabs>
+        <w:ind w:start="0" w:hanging="0"/>
+      </w:pPr>
+    </w:lvl>
+    <w:lvl w:ilvl="5">
+      <w:start w:val="1"/>
+      <w:numFmt w:val="none"/>
+      <w:suff w:val="nothing"/>
+      <w:lvlText w:val=""/>
+      <w:lvlJc w:val="start"/>
+      <w:pPr>
+        <w:tabs>
+          <w:tab w:val="num" w:pos="0"/>
+        </w:tabs>
+        <w:ind w:start="0" w:hanging="0"/>
+      </w:pPr>
+    </w:lvl>
+    <w:lvl w:ilvl="6">
+      <w:start w:val="1"/>
+      <w:numFmt w:val="none"/>
+      <w:suff w:val="nothing"/>
+      <w:lvlText w:val=""/>
+      <w:lvlJc w:val="start"/>
+      <w:pPr>
+        <w:tabs>
+          <w:tab w:val="num" w:pos="0"/>
+        </w:tabs>
+        <w:ind w:start="0" w:hanging="0"/>
+      </w:pPr>
+    </w:lvl>
+    <w:lvl w:ilvl="7">
+      <w:start w:val="1"/>
+      <w:numFmt w:val="none"/>
+      <w:suff w:val="nothing"/>
+      <w:lvlText w:val=""/>
+      <w:lvlJc w:val="start"/>
+      <w:pPr>
+        <w:tabs>
+          <w:tab w:val="num" w:pos="0"/>
+        </w:tabs>
+        <w:ind w:start="0" w:hanging="0"/>
+      </w:pPr>
+    </w:lvl>
+    <w:lvl w:ilvl="8">
+      <w:start w:val="1"/>
+      <w:numFmt w:val="none"/>
+      <w:suff w:val="nothing"/>
+      <w:lvlText w:val=""/>
+      <w:lvlJc w:val="start"/>
+      <w:pPr>
+        <w:tabs>
+          <w:tab w:val="num" w:pos="0"/>
+        </w:tabs>
+        <w:ind w:start="0" w:hanging="0"/>
+      </w:pPr>
+    </w:lvl>
+  </w:abstractNum>
+  <w:abstractNum w:abstractNumId="2">
+    <w:lvl w:ilvl="0">
+      <w:start w:val="1"/>
+      <w:numFmt w:val="bullet"/>
+      <w:suff w:val="nothing"/>
+      <w:lvlText w:val=""/>
+      <w:lvlJc w:val="start"/>
+      <w:pPr>
+        <w:tabs>
+          <w:tab w:val="num" w:pos="0"/>
+        </w:tabs>
+        <w:ind w:start="0" w:hanging="0"/>
+      </w:pPr>
+      <w:rPr>
+        <w:rFonts w:ascii="Wingdings" w:hAnsi="Wingdings" w:cs="Wingdings" w:hint="default"/>
+      </w:rPr>
+    </w:lvl>
+    <w:lvl w:ilvl="1">
+      <w:start w:val="1"/>
+      <w:numFmt w:val="bullet"/>
+      <w:suff w:val="nothing"/>
+      <w:lvlText w:val=""/>
+      <w:lvlJc w:val="start"/>
+      <w:pPr>
+        <w:tabs>
+          <w:tab w:val="num" w:pos="0"/>
+        </w:tabs>
+        <w:ind w:start="0" w:hanging="0"/>
+      </w:pPr>
+      <w:rPr>
+        <w:rFonts w:ascii="Wingdings" w:hAnsi="Wingdings" w:cs="Wingdings" w:hint="default"/>
+      </w:rPr>
+    </w:lvl>
+    <w:lvl w:ilvl="2">
+      <w:start w:val="1"/>
+      <w:numFmt w:val="bullet"/>
+      <w:suff w:val="nothing"/>
+      <w:lvlText w:val=""/>
+      <w:lvlJc w:val="start"/>
+      <w:pPr>
+        <w:tabs>
+          <w:tab w:val="num" w:pos="0"/>
+        </w:tabs>
+        <w:ind w:start="0" w:hanging="0"/>
+      </w:pPr>
+      <w:rPr>
+        <w:rFonts w:ascii="Wingdings" w:hAnsi="Wingdings" w:cs="Wingdings" w:hint="default"/>
+      </w:rPr>
+    </w:lvl>
+    <w:lvl w:ilvl="3">
+      <w:start w:val="1"/>
+      <w:numFmt w:val="bullet"/>
+      <w:lvlText w:val=""/>
+      <w:lvlJc w:val="start"/>
+      <w:pPr>
+        <w:tabs>
+          <w:tab w:val="num" w:pos="2836"/>
+        </w:tabs>
+        <w:ind w:start="2836" w:hanging="283"/>
+      </w:pPr>
+      <w:rPr>
+        <w:rFonts w:ascii="Symbol" w:hAnsi="Symbol" w:cs="Symbol" w:hint="default"/>
+      </w:rPr>
+    </w:lvl>
+    <w:lvl w:ilvl="4">
+      <w:start w:val="1"/>
+      <w:numFmt w:val="bullet"/>
+      <w:lvlText w:val=""/>
+      <w:lvlJc w:val="start"/>
+      <w:pPr>
+        <w:tabs>
+          <w:tab w:val="num" w:pos="3545"/>
+        </w:tabs>
+        <w:ind w:start="3545" w:hanging="283"/>
+      </w:pPr>
+      <w:rPr>
+        <w:rFonts w:ascii="Symbol" w:hAnsi="Symbol" w:cs="Symbol" w:hint="default"/>
+      </w:rPr>
+    </w:lvl>
+    <w:lvl w:ilvl="5">
+      <w:start w:val="1"/>
+      <w:numFmt w:val="bullet"/>
+      <w:lvlText w:val=""/>
+      <w:lvlJc w:val="start"/>
+      <w:pPr>
+        <w:tabs>
+          <w:tab w:val="num" w:pos="4254"/>
+        </w:tabs>
+        <w:ind w:start="4254" w:hanging="283"/>
+      </w:pPr>
+      <w:rPr>
+        <w:rFonts w:ascii="Symbol" w:hAnsi="Symbol" w:cs="Symbol" w:hint="default"/>
+      </w:rPr>
+    </w:lvl>
+    <w:lvl w:ilvl="6">
+      <w:start w:val="1"/>
+      <w:numFmt w:val="bullet"/>
+      <w:lvlText w:val=""/>
+      <w:lvlJc w:val="start"/>
+      <w:pPr>
+        <w:tabs>
+          <w:tab w:val="num" w:pos="4963"/>
+        </w:tabs>
+        <w:ind w:start="4963" w:hanging="283"/>
+      </w:pPr>
+      <w:rPr>
+        <w:rFonts w:ascii="Symbol" w:hAnsi="Symbol" w:cs="Symbol" w:hint="default"/>
+      </w:rPr>
+    </w:lvl>
+    <w:lvl w:ilvl="7">
+      <w:start w:val="1"/>
+      <w:numFmt w:val="bullet"/>
+      <w:lvlText w:val=""/>
+      <w:lvlJc w:val="start"/>
+      <w:pPr>
+        <w:tabs>
+          <w:tab w:val="num" w:pos="5672"/>
+        </w:tabs>
+        <w:ind w:start="5672" w:hanging="283"/>
+      </w:pPr>
+      <w:rPr>
+        <w:rFonts w:ascii="Symbol" w:hAnsi="Symbol" w:cs="Symbol" w:hint="default"/>
+      </w:rPr>
+    </w:lvl>
+    <w:lvl w:ilvl="8">
+      <w:start w:val="1"/>
+      <w:numFmt w:val="bullet"/>
+      <w:lvlText w:val=""/>
+      <w:lvlJc w:val="start"/>
+      <w:pPr>
+        <w:tabs>
+          <w:tab w:val="num" w:pos="6381"/>
+        </w:tabs>
+        <w:ind w:start="6381" w:hanging="283"/>
+      </w:pPr>
+      <w:rPr>
+        <w:rFonts w:ascii="Symbol" w:hAnsi="Symbol" w:cs="Symbol" w:hint="default"/>
+      </w:rPr>
+    </w:lvl>
+  </w:abstractNum>
+  <w:num w:numId="1">
+    <w:abstractNumId w:val="1"/>
+  </w:num>
+  <w:num w:numId="2">
+    <w:abstractNumId w:val="2"/>
+  </w:num>
+</w:numbering>
 </file>
 
 <file path=word/styles.xml><?xml version="1.0" encoding="utf-8"?>
@@ -180,6 +1827,23 @@
       <w:bCs/>
       <w:sz w:val="48"/>
       <w:szCs w:val="48"/>
+    </w:rPr>
+  </w:style>
+  <w:style w:type="paragraph" w:styleId="Heading2">
+    <w:name w:val="heading 2"/>
+    <w:basedOn w:val="Otsikko"/>
+    <w:next w:val="BodyText"/>
+    <w:qFormat/>
+    <w:pPr>
+      <w:spacing w:before="200" w:after="120"/>
+      <w:outlineLvl w:val="1"/>
+    </w:pPr>
+    <w:rPr>
+      <w:rFonts w:ascii="Liberation Serif" w:hAnsi="Liberation Serif" w:eastAsia="Noto Serif CJK SC" w:cs="Noto Sans Devanagari"/>
+      <w:b/>
+      <w:bCs/>
+      <w:sz w:val="36"/>
+      <w:szCs w:val="36"/>
     </w:rPr>
   </w:style>
   <w:style w:type="character" w:styleId="Strong">
